--- a/2026 الى 2027/حصر كل شيء 2027/حصص الاحتياط 2027.docx
+++ b/2026 الى 2027/حصر كل شيء 2027/حصص الاحتياط 2027.docx
@@ -323,7 +323,7 @@
           <w:rtl/>
           <w:lang w:bidi="ar-QA"/>
         </w:rPr>
-        <w:t>6</w:t>
+        <w:t>7</w:t>
       </w:r>
       <w:r>
         <w:rPr>
@@ -347,7 +347,7 @@
           <w:rtl/>
           <w:lang w:bidi="ar-QA"/>
         </w:rPr>
-        <w:t>5</w:t>
+        <w:t>6</w:t>
       </w:r>
       <w:r>
         <w:rPr>
@@ -374,7 +374,7 @@
         <w:gridCol w:w="1193"/>
         <w:gridCol w:w="1989"/>
         <w:gridCol w:w="1989"/>
-        <w:gridCol w:w="2026"/>
+        <w:gridCol w:w="2025"/>
         <w:gridCol w:w="1953"/>
       </w:tblGrid>
       <w:tr>
@@ -485,7 +485,7 @@
         </w:tc>
         <w:tc>
           <w:tcPr>
-            <w:tcW w:w="2026" w:type="dxa"/>
+            <w:tcW w:w="2025" w:type="dxa"/>
           </w:tcPr>
           <w:p>
             <w:pPr>
@@ -605,7 +605,7 @@
         </w:tc>
         <w:tc>
           <w:tcPr>
-            <w:tcW w:w="2026" w:type="dxa"/>
+            <w:tcW w:w="2025" w:type="dxa"/>
             <w:shd w:val="clear" w:color="auto" w:fill="F2DBDB" w:themeFill="accent2" w:themeFillTint="33"/>
           </w:tcPr>
           <w:p>
@@ -703,7 +703,7 @@
         </w:tc>
         <w:tc>
           <w:tcPr>
-            <w:tcW w:w="2026" w:type="dxa"/>
+            <w:tcW w:w="2025" w:type="dxa"/>
             <w:shd w:val="clear" w:color="auto" w:fill="F2DBDB" w:themeFill="accent2" w:themeFillTint="33"/>
           </w:tcPr>
           <w:p>
@@ -805,7 +805,7 @@
         </w:tc>
         <w:tc>
           <w:tcPr>
-            <w:tcW w:w="2026" w:type="dxa"/>
+            <w:tcW w:w="2025" w:type="dxa"/>
             <w:shd w:val="clear" w:color="auto" w:fill="F2DBDB" w:themeFill="accent2" w:themeFillTint="33"/>
           </w:tcPr>
           <w:p>
@@ -908,7 +908,7 @@
         </w:tc>
         <w:tc>
           <w:tcPr>
-            <w:tcW w:w="2026" w:type="dxa"/>
+            <w:tcW w:w="2025" w:type="dxa"/>
             <w:shd w:val="clear" w:color="auto" w:fill="F2DBDB" w:themeFill="accent2" w:themeFillTint="33"/>
           </w:tcPr>
           <w:p>
@@ -1015,7 +1015,7 @@
         </w:tc>
         <w:tc>
           <w:tcPr>
-            <w:tcW w:w="2026" w:type="dxa"/>
+            <w:tcW w:w="2025" w:type="dxa"/>
             <w:shd w:val="clear" w:color="auto" w:fill="F2DBDB" w:themeFill="accent2" w:themeFillTint="33"/>
           </w:tcPr>
           <w:p>
@@ -1119,7 +1119,7 @@
         </w:tc>
         <w:tc>
           <w:tcPr>
-            <w:tcW w:w="2026" w:type="dxa"/>
+            <w:tcW w:w="2025" w:type="dxa"/>
             <w:shd w:val="clear" w:color="auto" w:fill="F2DBDB" w:themeFill="accent2" w:themeFillTint="33"/>
           </w:tcPr>
           <w:p>
@@ -1225,7 +1225,7 @@
         </w:tc>
         <w:tc>
           <w:tcPr>
-            <w:tcW w:w="2026" w:type="dxa"/>
+            <w:tcW w:w="2025" w:type="dxa"/>
             <w:shd w:val="clear" w:color="auto" w:fill="F2DBDB" w:themeFill="accent2" w:themeFillTint="33"/>
           </w:tcPr>
           <w:p>
@@ -1333,7 +1333,7 @@
         </w:tc>
         <w:tc>
           <w:tcPr>
-            <w:tcW w:w="2026" w:type="dxa"/>
+            <w:tcW w:w="2025" w:type="dxa"/>
             <w:shd w:val="clear" w:color="auto" w:fill="F2DBDB" w:themeFill="accent2" w:themeFillTint="33"/>
           </w:tcPr>
           <w:p>
@@ -1443,7 +1443,7 @@
         </w:tc>
         <w:tc>
           <w:tcPr>
-            <w:tcW w:w="2026" w:type="dxa"/>
+            <w:tcW w:w="2025" w:type="dxa"/>
             <w:shd w:val="clear" w:color="auto" w:fill="DBE5F1" w:themeFill="accent1" w:themeFillTint="33"/>
           </w:tcPr>
           <w:p>
@@ -1571,7 +1571,7 @@
         </w:tc>
         <w:tc>
           <w:tcPr>
-            <w:tcW w:w="2026" w:type="dxa"/>
+            <w:tcW w:w="2025" w:type="dxa"/>
             <w:shd w:val="clear" w:color="auto" w:fill="DBE5F1" w:themeFill="accent1" w:themeFillTint="33"/>
           </w:tcPr>
           <w:p>
@@ -1691,7 +1691,7 @@
         </w:tc>
         <w:tc>
           <w:tcPr>
-            <w:tcW w:w="2026" w:type="dxa"/>
+            <w:tcW w:w="2025" w:type="dxa"/>
             <w:shd w:val="clear" w:color="auto" w:fill="DBE5F1" w:themeFill="accent1" w:themeFillTint="33"/>
           </w:tcPr>
           <w:p>
@@ -1804,7 +1804,7 @@
         </w:tc>
         <w:tc>
           <w:tcPr>
-            <w:tcW w:w="2026" w:type="dxa"/>
+            <w:tcW w:w="2025" w:type="dxa"/>
             <w:shd w:val="clear" w:color="auto" w:fill="DBE5F1" w:themeFill="accent1" w:themeFillTint="33"/>
           </w:tcPr>
           <w:p>
@@ -1915,7 +1915,7 @@
         </w:tc>
         <w:tc>
           <w:tcPr>
-            <w:tcW w:w="2026" w:type="dxa"/>
+            <w:tcW w:w="2025" w:type="dxa"/>
             <w:shd w:val="clear" w:color="auto" w:fill="DBE5F1" w:themeFill="accent1" w:themeFillTint="33"/>
           </w:tcPr>
           <w:p>
@@ -2020,7 +2020,7 @@
         </w:tc>
         <w:tc>
           <w:tcPr>
-            <w:tcW w:w="2026" w:type="dxa"/>
+            <w:tcW w:w="2025" w:type="dxa"/>
             <w:shd w:val="clear" w:color="auto" w:fill="E5DFEC" w:themeFill="accent4" w:themeFillTint="33"/>
           </w:tcPr>
           <w:p>
@@ -2133,7 +2133,7 @@
         </w:tc>
         <w:tc>
           <w:tcPr>
-            <w:tcW w:w="2026" w:type="dxa"/>
+            <w:tcW w:w="2025" w:type="dxa"/>
             <w:shd w:val="clear" w:color="auto" w:fill="E5DFEC" w:themeFill="accent4" w:themeFillTint="33"/>
           </w:tcPr>
           <w:p>
@@ -2248,7 +2248,7 @@
         </w:tc>
         <w:tc>
           <w:tcPr>
-            <w:tcW w:w="2026" w:type="dxa"/>
+            <w:tcW w:w="2025" w:type="dxa"/>
             <w:shd w:val="clear" w:color="auto" w:fill="E5DFEC" w:themeFill="accent4" w:themeFillTint="33"/>
           </w:tcPr>
           <w:p>
@@ -2363,7 +2363,7 @@
         </w:tc>
         <w:tc>
           <w:tcPr>
-            <w:tcW w:w="2026" w:type="dxa"/>
+            <w:tcW w:w="2025" w:type="dxa"/>
             <w:shd w:val="clear" w:color="auto" w:fill="E5DFEC" w:themeFill="accent4" w:themeFillTint="33"/>
           </w:tcPr>
           <w:p>
@@ -2478,7 +2478,7 @@
         </w:tc>
         <w:tc>
           <w:tcPr>
-            <w:tcW w:w="2026" w:type="dxa"/>
+            <w:tcW w:w="2025" w:type="dxa"/>
             <w:shd w:val="clear" w:color="auto" w:fill="E5DFEC" w:themeFill="accent4" w:themeFillTint="33"/>
           </w:tcPr>
           <w:p>
@@ -2593,7 +2593,7 @@
         </w:tc>
         <w:tc>
           <w:tcPr>
-            <w:tcW w:w="2026" w:type="dxa"/>
+            <w:tcW w:w="2025" w:type="dxa"/>
             <w:shd w:val="clear" w:color="auto" w:fill="E5DFEC" w:themeFill="accent4" w:themeFillTint="33"/>
           </w:tcPr>
           <w:p>
@@ -2708,7 +2708,7 @@
         </w:tc>
         <w:tc>
           <w:tcPr>
-            <w:tcW w:w="2026" w:type="dxa"/>
+            <w:tcW w:w="2025" w:type="dxa"/>
             <w:shd w:val="clear" w:color="auto" w:fill="FABF8F" w:themeFill="accent6" w:themeFillTint="99"/>
           </w:tcPr>
           <w:p>
@@ -2823,7 +2823,7 @@
         </w:tc>
         <w:tc>
           <w:tcPr>
-            <w:tcW w:w="2026" w:type="dxa"/>
+            <w:tcW w:w="2025" w:type="dxa"/>
             <w:shd w:val="clear" w:color="auto" w:fill="FABF8F" w:themeFill="accent6" w:themeFillTint="99"/>
           </w:tcPr>
           <w:p>
@@ -2938,7 +2938,7 @@
         </w:tc>
         <w:tc>
           <w:tcPr>
-            <w:tcW w:w="2026" w:type="dxa"/>
+            <w:tcW w:w="2025" w:type="dxa"/>
             <w:shd w:val="clear" w:color="auto" w:fill="FABF8F" w:themeFill="accent6" w:themeFillTint="99"/>
           </w:tcPr>
           <w:p>
@@ -3064,7 +3064,7 @@
         </w:tc>
         <w:tc>
           <w:tcPr>
-            <w:tcW w:w="2026" w:type="dxa"/>
+            <w:tcW w:w="2025" w:type="dxa"/>
             <w:shd w:val="clear" w:color="auto" w:fill="FDE9D9" w:themeFill="accent6" w:themeFillTint="33"/>
           </w:tcPr>
           <w:p>
@@ -3180,7 +3180,7 @@
         </w:tc>
         <w:tc>
           <w:tcPr>
-            <w:tcW w:w="2026" w:type="dxa"/>
+            <w:tcW w:w="2025" w:type="dxa"/>
             <w:shd w:val="clear" w:color="auto" w:fill="FDE9D9" w:themeFill="accent6" w:themeFillTint="33"/>
           </w:tcPr>
           <w:p>
@@ -3296,7 +3296,7 @@
         </w:tc>
         <w:tc>
           <w:tcPr>
-            <w:tcW w:w="2026" w:type="dxa"/>
+            <w:tcW w:w="2025" w:type="dxa"/>
             <w:shd w:val="clear" w:color="auto" w:fill="FDE9D9" w:themeFill="accent6" w:themeFillTint="33"/>
           </w:tcPr>
           <w:p>
@@ -3412,7 +3412,7 @@
         </w:tc>
         <w:tc>
           <w:tcPr>
-            <w:tcW w:w="2026" w:type="dxa"/>
+            <w:tcW w:w="2025" w:type="dxa"/>
             <w:shd w:val="clear" w:color="auto" w:fill="FDE9D9" w:themeFill="accent6" w:themeFillTint="33"/>
           </w:tcPr>
           <w:p>
@@ -3528,7 +3528,7 @@
         </w:tc>
         <w:tc>
           <w:tcPr>
-            <w:tcW w:w="2026" w:type="dxa"/>
+            <w:tcW w:w="2025" w:type="dxa"/>
             <w:shd w:val="clear" w:color="auto" w:fill="B8CCE4" w:themeFill="accent1" w:themeFillTint="66"/>
           </w:tcPr>
           <w:p>
@@ -3645,7 +3645,7 @@
         </w:tc>
         <w:tc>
           <w:tcPr>
-            <w:tcW w:w="2026" w:type="dxa"/>
+            <w:tcW w:w="2025" w:type="dxa"/>
             <w:shd w:val="clear" w:color="auto" w:fill="B8CCE4" w:themeFill="accent1" w:themeFillTint="66"/>
           </w:tcPr>
           <w:p>
@@ -3762,7 +3762,7 @@
         </w:tc>
         <w:tc>
           <w:tcPr>
-            <w:tcW w:w="2026" w:type="dxa"/>
+            <w:tcW w:w="2025" w:type="dxa"/>
             <w:shd w:val="clear" w:color="auto" w:fill="B8CCE4" w:themeFill="accent1" w:themeFillTint="66"/>
           </w:tcPr>
           <w:p>
@@ -3879,7 +3879,7 @@
         </w:tc>
         <w:tc>
           <w:tcPr>
-            <w:tcW w:w="2026" w:type="dxa"/>
+            <w:tcW w:w="2025" w:type="dxa"/>
             <w:shd w:val="clear" w:color="auto" w:fill="B8CCE4" w:themeFill="accent1" w:themeFillTint="66"/>
           </w:tcPr>
           <w:p>
